--- a/candidatura-its-albatros-2026/04_Allegato4_Consenso_privacy_Mirabella.docx
+++ b/candidatura-its-albatros-2026/04_Allegato4_Consenso_privacy_Mirabella.docx
@@ -69,7 +69,7 @@
           <w:i w:val="0"/>
           <w:sz w:val="22"/>
         </w:rPr>
-        <w:t>Io sottoscritto Bruno Carmelo Mirabella, nato il 22/12/1987 a Catania (CT)  [VERIFICARE], prov. CT, codice fiscale [CODICE FISCALE – DA COMPILARE],</w:t>
+        <w:t>Io sottoscritto Bruno Carmelo Mirabella, nato il 22/12/1987 a Catania (CT), prov. CT, codice fiscale MRBBNC87T22C351P,</w:t>
       </w:r>
     </w:p>
     <w:p>

--- a/candidatura-its-albatros-2026/04_Allegato4_Consenso_privacy_Mirabella.docx
+++ b/candidatura-its-albatros-2026/04_Allegato4_Consenso_privacy_Mirabella.docx
@@ -109,7 +109,20 @@
           <w:i w:val="0"/>
           <w:sz w:val="22"/>
         </w:rPr>
-        <w:t>Luogo: Catania          Data: ____ luglio 2026</w:t>
+        <w:t>Luogo: Catania          Data: 4 luglio 2026</w:t>
+      </w:r>
+    </w:p>
+    <w:p>
+      <w:pPr>
+        <w:spacing w:after="0"/>
+      </w:pPr>
+      <w:r>
+        <w:rPr>
+          <w:b w:val="0"/>
+          <w:i w:val="0"/>
+          <w:sz w:val="22"/>
+        </w:rPr>
+        <w:t>Firma</w:t>
       </w:r>
     </w:p>
     <w:p>
@@ -117,12 +130,38 @@
         <w:spacing w:after="120"/>
       </w:pPr>
       <w:r>
-        <w:rPr>
-          <w:b w:val="0"/>
-          <w:i w:val="0"/>
-          <w:sz w:val="22"/>
-        </w:rPr>
-        <w:t>Firma  ____________________________</w:t>
+        <w:drawing>
+          <wp:inline xmlns:a="http://schemas.openxmlformats.org/drawingml/2006/main" xmlns:pic="http://schemas.openxmlformats.org/drawingml/2006/picture">
+            <wp:extent cx="1512000" cy="274909"/>
+            <wp:docPr id="1" name="Picture 1"/>
+            <wp:cNvGraphicFramePr>
+              <a:graphicFrameLocks noChangeAspect="1"/>
+            </wp:cNvGraphicFramePr>
+            <a:graphic>
+              <a:graphicData uri="http://schemas.openxmlformats.org/drawingml/2006/picture">
+                <pic:pic>
+                  <pic:nvPicPr>
+                    <pic:cNvPr id="0" name="firma.png"/>
+                    <pic:cNvPicPr/>
+                  </pic:nvPicPr>
+                  <pic:blipFill>
+                    <a:blip r:embed="rId9"/>
+                    <a:stretch>
+                      <a:fillRect/>
+                    </a:stretch>
+                  </pic:blipFill>
+                  <pic:spPr>
+                    <a:xfrm>
+                      <a:off x="0" y="0"/>
+                      <a:ext cx="1512000" cy="274909"/>
+                    </a:xfrm>
+                    <a:prstGeom prst="rect"/>
+                  </pic:spPr>
+                </pic:pic>
+              </a:graphicData>
+            </a:graphic>
+          </wp:inline>
+        </w:drawing>
       </w:r>
     </w:p>
     <w:sectPr>
